--- a/WebContent/docx/微卫星不稳定性报告.docx
+++ b/WebContent/docx/微卫星不稳定性报告.docx
@@ -128,7 +128,7 @@
         <w:jc w:val="center"/>
         <w:rPr>
           <w:rFonts w:hint="default" w:ascii="黑体" w:hAnsi="黑体" w:eastAsia="黑体" w:cs="黑体"/>
-          <w:color w:val="548235" w:themeColor="accent6" w:themeShade="BF"/>
+          <w:color w:val="0083C3"/>
           <w:sz w:val="72"/>
           <w:szCs w:val="72"/>
           <w:lang w:val="en-US" w:eastAsia="zh-CN"/>
@@ -137,7 +137,7 @@
       <w:r>
         <w:rPr>
           <w:rFonts w:hint="eastAsia" w:ascii="黑体" w:hAnsi="黑体" w:eastAsia="黑体" w:cs="黑体"/>
-          <w:color w:val="548235" w:themeColor="accent6" w:themeShade="BF"/>
+          <w:color w:val="0083C3"/>
           <w:sz w:val="72"/>
           <w:szCs w:val="72"/>
           <w:lang w:eastAsia="zh-CN"/>
@@ -147,7 +147,7 @@
       <w:r>
         <w:rPr>
           <w:rFonts w:hint="eastAsia" w:ascii="黑体" w:hAnsi="黑体" w:eastAsia="黑体" w:cs="黑体"/>
-          <w:color w:val="548235" w:themeColor="accent6" w:themeShade="BF"/>
+          <w:color w:val="0083C3"/>
           <w:sz w:val="72"/>
           <w:szCs w:val="72"/>
           <w:lang w:val="en-US" w:eastAsia="zh-CN"/>
@@ -314,90 +314,6 @@
                 <w:sz w:val="30"/>
                 <w:lang w:eastAsia="zh-CN"/>
               </w:rPr>
-              <w:t>委托日期：</w:t>
-            </w:r>
-          </w:p>
-        </w:tc>
-        <w:tc>
-          <w:tcPr>
-            <w:tcW w:w="4471" w:type="dxa"/>
-            <w:tcBorders>
-              <w:top w:val="single" w:color="auto" w:sz="4" w:space="0"/>
-              <w:left w:val="nil"/>
-              <w:bottom w:val="single" w:color="auto" w:sz="4" w:space="0"/>
-              <w:right w:val="nil"/>
-            </w:tcBorders>
-            <w:vAlign w:val="bottom"/>
-          </w:tcPr>
-          <w:p>
-            <w:pPr>
-              <w:pStyle w:val="7"/>
-              <w:jc w:val="center"/>
-              <w:rPr>
-                <w:rFonts w:hint="default" w:ascii="Times New Roman" w:hAnsi="Times New Roman" w:cs="Times New Roman"/>
-                <w:sz w:val="48"/>
-                <w:lang w:eastAsia="zh-CN"/>
-              </w:rPr>
-            </w:pPr>
-            <w:r>
-              <w:rPr>
-                <w:rFonts w:hint="default" w:ascii="Times New Roman" w:hAnsi="Times New Roman" w:eastAsia="微软雅黑" w:cs="Times New Roman"/>
-                <w:sz w:val="30"/>
-                <w:lang w:eastAsia="zh-CN"/>
-              </w:rPr>
-              <w:t>{{ commission_date }}</w:t>
-            </w:r>
-          </w:p>
-        </w:tc>
-      </w:tr>
-      <w:tr>
-        <w:tblPrEx>
-          <w:tblBorders>
-            <w:top w:val="single" w:color="auto" w:sz="4" w:space="0"/>
-            <w:left w:val="single" w:color="auto" w:sz="4" w:space="0"/>
-            <w:bottom w:val="single" w:color="auto" w:sz="4" w:space="0"/>
-            <w:right w:val="single" w:color="auto" w:sz="4" w:space="0"/>
-            <w:insideH w:val="single" w:color="auto" w:sz="4" w:space="0"/>
-            <w:insideV w:val="single" w:color="auto" w:sz="4" w:space="0"/>
-          </w:tblBorders>
-          <w:tblCellMar>
-            <w:top w:w="0" w:type="dxa"/>
-            <w:left w:w="108" w:type="dxa"/>
-            <w:bottom w:w="0" w:type="dxa"/>
-            <w:right w:w="108" w:type="dxa"/>
-          </w:tblCellMar>
-        </w:tblPrEx>
-        <w:trPr>
-          <w:trHeight w:val="667" w:hRule="atLeast"/>
-          <w:jc w:val="center"/>
-        </w:trPr>
-        <w:tc>
-          <w:tcPr>
-            <w:tcW w:w="2124" w:type="dxa"/>
-            <w:tcBorders>
-              <w:top w:val="nil"/>
-              <w:left w:val="nil"/>
-              <w:bottom w:val="nil"/>
-              <w:right w:val="nil"/>
-            </w:tcBorders>
-            <w:vAlign w:val="bottom"/>
-          </w:tcPr>
-          <w:p>
-            <w:pPr>
-              <w:pStyle w:val="7"/>
-              <w:jc w:val="right"/>
-              <w:rPr>
-                <w:rFonts w:ascii="黑体"/>
-                <w:sz w:val="48"/>
-                <w:lang w:eastAsia="zh-CN"/>
-              </w:rPr>
-            </w:pPr>
-            <w:r>
-              <w:rPr>
-                <w:rFonts w:hint="eastAsia" w:ascii="微软雅黑" w:eastAsia="微软雅黑"/>
-                <w:sz w:val="30"/>
-                <w:lang w:eastAsia="zh-CN"/>
-              </w:rPr>
               <w:t>样本编号：</w:t>
             </w:r>
           </w:p>
@@ -580,22 +496,17 @@
         <w:rPr>
           <w:rFonts w:ascii="Times New Roman" w:hAnsi="Times New Roman" w:eastAsia="微软雅黑" w:cs="Times New Roman"/>
           <w:b/>
-          <w:color w:val="5B9BD5" w:themeColor="accent1"/>
+          <w:color w:val="0083C3"/>
           <w:sz w:val="52"/>
           <w:szCs w:val="52"/>
           <w:lang w:eastAsia="zh-CN"/>
-          <w14:textFill>
-            <w14:solidFill>
-              <w14:schemeClr w14:val="accent1"/>
-            </w14:solidFill>
-          </w14:textFill>
         </w:rPr>
       </w:pPr>
       <w:r>
         <w:rPr>
           <w:rFonts w:hint="eastAsia" w:ascii="Times New Roman" w:hAnsi="Times New Roman" w:eastAsia="微软雅黑" w:cs="Times New Roman"/>
           <w:b/>
-          <w:color w:val="62B541"/>
+          <w:color w:val="0083C3"/>
           <w:sz w:val="56"/>
           <w:szCs w:val="56"/>
           <w:lang w:val="en-US" w:eastAsia="zh-CN"/>
@@ -695,7 +606,7 @@
           <w:bCs/>
           <w:i w:val="0"/>
           <w:iCs w:val="0"/>
-          <w:color w:val="62B541"/>
+          <w:color w:val="0083C3"/>
           <w:sz w:val="32"/>
           <w:szCs w:val="32"/>
           <w:lang w:eastAsia="zh-CN"/>
@@ -709,7 +620,7 @@
           <w:bCs/>
           <w:i w:val="0"/>
           <w:iCs w:val="0"/>
-          <w:color w:val="62B541"/>
+          <w:color w:val="0083C3"/>
           <w:sz w:val="32"/>
           <w:szCs w:val="32"/>
           <w:lang w:eastAsia="zh-CN"/>
@@ -724,7 +635,7 @@
           <w:bCs/>
           <w:i w:val="0"/>
           <w:iCs w:val="0"/>
-          <w:color w:val="62B541"/>
+          <w:color w:val="0083C3"/>
           <w:sz w:val="32"/>
           <w:szCs w:val="32"/>
           <w:lang w:eastAsia="zh-CN"/>
@@ -739,7 +650,7 @@
           <w:bCs/>
           <w:i w:val="0"/>
           <w:iCs w:val="0"/>
-          <w:color w:val="62B541"/>
+          <w:color w:val="0083C3"/>
           <w:sz w:val="32"/>
           <w:szCs w:val="32"/>
           <w:lang w:eastAsia="zh-CN"/>
@@ -754,7 +665,7 @@
           <w:bCs/>
           <w:i w:val="0"/>
           <w:iCs w:val="0"/>
-          <w:color w:val="62B541"/>
+          <w:color w:val="0083C3"/>
           <w:sz w:val="32"/>
           <w:szCs w:val="32"/>
           <w:lang w:eastAsia="zh-CN"/>
@@ -769,7 +680,7 @@
           <w:bCs/>
           <w:i w:val="0"/>
           <w:iCs w:val="0"/>
-          <w:color w:val="62B541"/>
+          <w:color w:val="0083C3"/>
           <w:sz w:val="32"/>
           <w:szCs w:val="32"/>
           <w:lang w:eastAsia="zh-CN"/>
@@ -784,7 +695,7 @@
           <w:bCs/>
           <w:i w:val="0"/>
           <w:iCs w:val="0"/>
-          <w:color w:val="62B541"/>
+          <w:color w:val="0083C3"/>
           <w:sz w:val="32"/>
           <w:szCs w:val="32"/>
           <w:lang w:eastAsia="zh-CN"/>
@@ -799,7 +710,7 @@
           <w:bCs/>
           <w:i w:val="0"/>
           <w:iCs w:val="0"/>
-          <w:color w:val="62B541"/>
+          <w:color w:val="0083C3"/>
           <w:sz w:val="32"/>
           <w:szCs w:val="32"/>
           <w:lang w:eastAsia="zh-CN"/>
@@ -814,7 +725,7 @@
           <w:bCs/>
           <w:i w:val="0"/>
           <w:iCs w:val="0"/>
-          <w:color w:val="62B541"/>
+          <w:color w:val="0083C3"/>
           <w:sz w:val="32"/>
           <w:szCs w:val="32"/>
           <w:lang w:eastAsia="zh-CN"/>
@@ -829,7 +740,7 @@
           <w:bCs/>
           <w:i w:val="0"/>
           <w:iCs w:val="0"/>
-          <w:color w:val="62B541"/>
+          <w:color w:val="0083C3"/>
           <w:sz w:val="32"/>
           <w:szCs w:val="32"/>
           <w:lang w:eastAsia="zh-CN"/>
@@ -844,7 +755,7 @@
           <w:bCs/>
           <w:i w:val="0"/>
           <w:iCs w:val="0"/>
-          <w:color w:val="62B541"/>
+          <w:color w:val="0083C3"/>
           <w:sz w:val="32"/>
           <w:szCs w:val="32"/>
           <w:lang w:eastAsia="zh-CN"/>
@@ -859,7 +770,7 @@
           <w:bCs/>
           <w:i w:val="0"/>
           <w:iCs w:val="0"/>
-          <w:color w:val="62B541"/>
+          <w:color w:val="0083C3"/>
           <w:sz w:val="32"/>
           <w:szCs w:val="32"/>
           <w:lang w:eastAsia="zh-CN"/>
@@ -881,7 +792,7 @@
           <w:bCs/>
           <w:i w:val="0"/>
           <w:iCs w:val="0"/>
-          <w:color w:val="62B541"/>
+          <w:color w:val="0083C3"/>
           <w:sz w:val="32"/>
           <w:szCs w:val="32"/>
           <w:lang w:eastAsia="zh-CN"/>
@@ -895,7 +806,7 @@
           <w:bCs/>
           <w:i w:val="0"/>
           <w:iCs w:val="0"/>
-          <w:color w:val="62B541"/>
+          <w:color w:val="0083C3"/>
           <w:sz w:val="32"/>
           <w:szCs w:val="32"/>
           <w:lang w:eastAsia="zh-CN"/>
@@ -910,7 +821,7 @@
           <w:bCs/>
           <w:i w:val="0"/>
           <w:iCs w:val="0"/>
-          <w:color w:val="62B541"/>
+          <w:color w:val="0083C3"/>
           <w:sz w:val="32"/>
           <w:szCs w:val="32"/>
           <w:lang w:eastAsia="zh-CN"/>
@@ -925,7 +836,7 @@
           <w:bCs/>
           <w:i w:val="0"/>
           <w:iCs w:val="0"/>
-          <w:color w:val="62B541"/>
+          <w:color w:val="0083C3"/>
           <w:sz w:val="32"/>
           <w:szCs w:val="32"/>
           <w:lang w:eastAsia="zh-CN"/>
@@ -940,7 +851,7 @@
           <w:bCs/>
           <w:i w:val="0"/>
           <w:iCs w:val="0"/>
-          <w:color w:val="62B541"/>
+          <w:color w:val="0083C3"/>
           <w:sz w:val="32"/>
           <w:szCs w:val="32"/>
           <w:lang w:eastAsia="zh-CN"/>
@@ -955,7 +866,7 @@
           <w:bCs/>
           <w:i w:val="0"/>
           <w:iCs w:val="0"/>
-          <w:color w:val="62B541"/>
+          <w:color w:val="0083C3"/>
           <w:sz w:val="32"/>
           <w:szCs w:val="32"/>
           <w:lang w:eastAsia="zh-CN"/>
@@ -970,7 +881,7 @@
           <w:bCs/>
           <w:i w:val="0"/>
           <w:iCs w:val="0"/>
-          <w:color w:val="62B541"/>
+          <w:color w:val="0083C3"/>
           <w:sz w:val="32"/>
           <w:szCs w:val="32"/>
           <w:lang w:eastAsia="zh-CN"/>
@@ -985,7 +896,7 @@
           <w:bCs/>
           <w:i w:val="0"/>
           <w:iCs w:val="0"/>
-          <w:color w:val="62B541"/>
+          <w:color w:val="0083C3"/>
           <w:sz w:val="32"/>
           <w:szCs w:val="32"/>
           <w:lang w:eastAsia="zh-CN"/>
@@ -1000,7 +911,7 @@
           <w:bCs/>
           <w:i w:val="0"/>
           <w:iCs w:val="0"/>
-          <w:color w:val="62B541"/>
+          <w:color w:val="0083C3"/>
           <w:sz w:val="32"/>
           <w:szCs w:val="32"/>
           <w:lang w:eastAsia="zh-CN"/>
@@ -1015,7 +926,7 @@
           <w:bCs/>
           <w:i w:val="0"/>
           <w:iCs w:val="0"/>
-          <w:color w:val="62B541"/>
+          <w:color w:val="0083C3"/>
           <w:sz w:val="32"/>
           <w:szCs w:val="32"/>
           <w:lang w:eastAsia="zh-CN"/>
@@ -1030,7 +941,7 @@
           <w:bCs/>
           <w:i w:val="0"/>
           <w:iCs w:val="0"/>
-          <w:color w:val="62B541"/>
+          <w:color w:val="0083C3"/>
           <w:sz w:val="32"/>
           <w:szCs w:val="32"/>
           <w:lang w:eastAsia="zh-CN"/>
@@ -1045,7 +956,7 @@
           <w:bCs/>
           <w:i w:val="0"/>
           <w:iCs w:val="0"/>
-          <w:color w:val="62B541"/>
+          <w:color w:val="0083C3"/>
           <w:sz w:val="32"/>
           <w:szCs w:val="32"/>
           <w:lang w:eastAsia="zh-CN"/>
@@ -1067,7 +978,7 @@
           <w:bCs/>
           <w:i w:val="0"/>
           <w:iCs w:val="0"/>
-          <w:color w:val="62B541"/>
+          <w:color w:val="0083C3"/>
           <w:sz w:val="32"/>
           <w:szCs w:val="32"/>
           <w:lang w:eastAsia="zh-CN"/>
@@ -1081,7 +992,7 @@
           <w:bCs/>
           <w:i w:val="0"/>
           <w:iCs w:val="0"/>
-          <w:color w:val="62B541"/>
+          <w:color w:val="0083C3"/>
           <w:sz w:val="32"/>
           <w:szCs w:val="32"/>
           <w:lang w:eastAsia="zh-CN"/>
@@ -1096,7 +1007,7 @@
           <w:bCs/>
           <w:i w:val="0"/>
           <w:iCs w:val="0"/>
-          <w:color w:val="62B541"/>
+          <w:color w:val="0083C3"/>
           <w:sz w:val="32"/>
           <w:szCs w:val="32"/>
           <w:lang w:eastAsia="zh-CN"/>
@@ -1111,7 +1022,7 @@
           <w:bCs/>
           <w:i w:val="0"/>
           <w:iCs w:val="0"/>
-          <w:color w:val="62B541"/>
+          <w:color w:val="0083C3"/>
           <w:sz w:val="32"/>
           <w:szCs w:val="32"/>
           <w:lang w:eastAsia="zh-CN"/>
@@ -1126,7 +1037,7 @@
           <w:bCs/>
           <w:i w:val="0"/>
           <w:iCs w:val="0"/>
-          <w:color w:val="62B541"/>
+          <w:color w:val="0083C3"/>
           <w:sz w:val="32"/>
           <w:szCs w:val="32"/>
           <w:lang w:val="en-US" w:eastAsia="zh-CN"/>
@@ -1141,7 +1052,7 @@
           <w:bCs/>
           <w:i w:val="0"/>
           <w:iCs w:val="0"/>
-          <w:color w:val="62B541"/>
+          <w:color w:val="0083C3"/>
           <w:sz w:val="32"/>
           <w:szCs w:val="32"/>
           <w:lang w:eastAsia="zh-CN"/>
@@ -1156,7 +1067,7 @@
           <w:bCs/>
           <w:i w:val="0"/>
           <w:iCs w:val="0"/>
-          <w:color w:val="62B541"/>
+          <w:color w:val="0083C3"/>
           <w:sz w:val="32"/>
           <w:szCs w:val="32"/>
           <w:lang w:eastAsia="zh-CN"/>
@@ -1171,7 +1082,7 @@
           <w:bCs/>
           <w:i w:val="0"/>
           <w:iCs w:val="0"/>
-          <w:color w:val="62B541"/>
+          <w:color w:val="0083C3"/>
           <w:sz w:val="32"/>
           <w:szCs w:val="32"/>
           <w:lang w:eastAsia="zh-CN"/>
@@ -1186,7 +1097,7 @@
           <w:bCs/>
           <w:i w:val="0"/>
           <w:iCs w:val="0"/>
-          <w:color w:val="62B541"/>
+          <w:color w:val="0083C3"/>
           <w:sz w:val="32"/>
           <w:szCs w:val="32"/>
           <w:lang w:eastAsia="zh-CN"/>
@@ -1201,7 +1112,7 @@
           <w:bCs/>
           <w:i w:val="0"/>
           <w:iCs w:val="0"/>
-          <w:color w:val="62B541"/>
+          <w:color w:val="0083C3"/>
           <w:sz w:val="32"/>
           <w:szCs w:val="32"/>
           <w:lang w:eastAsia="zh-CN"/>
@@ -1216,7 +1127,7 @@
           <w:bCs/>
           <w:i w:val="0"/>
           <w:iCs w:val="0"/>
-          <w:color w:val="62B541"/>
+          <w:color w:val="0083C3"/>
           <w:sz w:val="32"/>
           <w:szCs w:val="32"/>
           <w:lang w:eastAsia="zh-CN"/>
@@ -1231,7 +1142,7 @@
           <w:bCs/>
           <w:i w:val="0"/>
           <w:iCs w:val="0"/>
-          <w:color w:val="62B541"/>
+          <w:color w:val="0083C3"/>
           <w:sz w:val="32"/>
           <w:szCs w:val="32"/>
           <w:lang w:eastAsia="zh-CN"/>
@@ -1253,7 +1164,7 @@
           <w:bCs/>
           <w:i w:val="0"/>
           <w:iCs w:val="0"/>
-          <w:color w:val="62B541"/>
+          <w:color w:val="0083C3"/>
           <w:sz w:val="32"/>
           <w:szCs w:val="32"/>
           <w:lang w:eastAsia="zh-CN"/>
@@ -1267,7 +1178,7 @@
           <w:bCs/>
           <w:i w:val="0"/>
           <w:iCs w:val="0"/>
-          <w:color w:val="62B541"/>
+          <w:color w:val="0083C3"/>
           <w:sz w:val="32"/>
           <w:szCs w:val="32"/>
           <w:lang w:eastAsia="zh-CN"/>
@@ -1282,7 +1193,7 @@
           <w:bCs/>
           <w:i w:val="0"/>
           <w:iCs w:val="0"/>
-          <w:color w:val="62B541"/>
+          <w:color w:val="0083C3"/>
           <w:sz w:val="32"/>
           <w:szCs w:val="32"/>
           <w:lang w:eastAsia="zh-CN"/>
@@ -1297,7 +1208,7 @@
           <w:bCs/>
           <w:i w:val="0"/>
           <w:iCs w:val="0"/>
-          <w:color w:val="62B541"/>
+          <w:color w:val="0083C3"/>
           <w:sz w:val="32"/>
           <w:szCs w:val="32"/>
           <w:lang w:eastAsia="zh-CN"/>
@@ -1312,7 +1223,7 @@
           <w:bCs/>
           <w:i w:val="0"/>
           <w:iCs w:val="0"/>
-          <w:color w:val="62B541"/>
+          <w:color w:val="0083C3"/>
           <w:sz w:val="32"/>
           <w:szCs w:val="32"/>
           <w:lang w:eastAsia="zh-CN"/>
@@ -1327,7 +1238,7 @@
           <w:bCs/>
           <w:i w:val="0"/>
           <w:iCs w:val="0"/>
-          <w:color w:val="62B541"/>
+          <w:color w:val="0083C3"/>
           <w:sz w:val="32"/>
           <w:szCs w:val="32"/>
           <w:lang w:eastAsia="zh-CN"/>
@@ -1342,7 +1253,7 @@
           <w:bCs/>
           <w:i w:val="0"/>
           <w:iCs w:val="0"/>
-          <w:color w:val="62B541"/>
+          <w:color w:val="0083C3"/>
           <w:sz w:val="32"/>
           <w:szCs w:val="32"/>
           <w:lang w:eastAsia="zh-CN"/>
@@ -1357,7 +1268,7 @@
           <w:bCs/>
           <w:i w:val="0"/>
           <w:iCs w:val="0"/>
-          <w:color w:val="62B541"/>
+          <w:color w:val="0083C3"/>
           <w:sz w:val="32"/>
           <w:szCs w:val="32"/>
           <w:lang w:eastAsia="zh-CN"/>
@@ -1372,7 +1283,7 @@
           <w:bCs/>
           <w:i w:val="0"/>
           <w:iCs w:val="0"/>
-          <w:color w:val="62B541"/>
+          <w:color w:val="0083C3"/>
           <w:sz w:val="32"/>
           <w:szCs w:val="32"/>
           <w:lang w:eastAsia="zh-CN"/>
@@ -1387,7 +1298,7 @@
           <w:bCs/>
           <w:i w:val="0"/>
           <w:iCs w:val="0"/>
-          <w:color w:val="62B541"/>
+          <w:color w:val="0083C3"/>
           <w:sz w:val="32"/>
           <w:szCs w:val="32"/>
           <w:lang w:eastAsia="zh-CN"/>
@@ -1402,7 +1313,7 @@
           <w:bCs/>
           <w:i w:val="0"/>
           <w:iCs w:val="0"/>
-          <w:color w:val="62B541"/>
+          <w:color w:val="0083C3"/>
           <w:sz w:val="32"/>
           <w:szCs w:val="32"/>
           <w:lang w:eastAsia="zh-CN"/>
@@ -1417,7 +1328,7 @@
           <w:bCs/>
           <w:i w:val="0"/>
           <w:iCs w:val="0"/>
-          <w:color w:val="62B541"/>
+          <w:color w:val="0083C3"/>
           <w:sz w:val="32"/>
           <w:szCs w:val="32"/>
           <w:lang w:eastAsia="zh-CN"/>
@@ -2134,7 +2045,7 @@
           <w:bCs/>
           <w:i w:val="0"/>
           <w:iCs w:val="0"/>
-          <w:color w:val="62B541"/>
+          <w:color w:val="0083C3"/>
           <w:sz w:val="32"/>
           <w:szCs w:val="32"/>
           <w:lang w:eastAsia="zh-CN"/>
@@ -2148,7 +2059,7 @@
           <w:bCs/>
           <w:i w:val="0"/>
           <w:iCs w:val="0"/>
-          <w:color w:val="62B541"/>
+          <w:color w:val="0083C3"/>
           <w:sz w:val="32"/>
           <w:szCs w:val="32"/>
           <w:lang w:eastAsia="zh-CN"/>
@@ -2163,7 +2074,7 @@
           <w:bCs/>
           <w:i w:val="0"/>
           <w:iCs w:val="0"/>
-          <w:color w:val="62B541"/>
+          <w:color w:val="0083C3"/>
           <w:sz w:val="32"/>
           <w:szCs w:val="32"/>
           <w:lang w:eastAsia="zh-CN"/>
@@ -2178,7 +2089,7 @@
           <w:bCs/>
           <w:i w:val="0"/>
           <w:iCs w:val="0"/>
-          <w:color w:val="62B541"/>
+          <w:color w:val="0083C3"/>
           <w:sz w:val="32"/>
           <w:szCs w:val="32"/>
           <w:lang w:eastAsia="zh-CN"/>
@@ -2193,7 +2104,7 @@
           <w:bCs/>
           <w:i w:val="0"/>
           <w:iCs w:val="0"/>
-          <w:color w:val="62B541"/>
+          <w:color w:val="0083C3"/>
           <w:sz w:val="32"/>
           <w:szCs w:val="32"/>
           <w:lang w:eastAsia="zh-CN"/>
@@ -2208,7 +2119,7 @@
           <w:bCs/>
           <w:i w:val="0"/>
           <w:iCs w:val="0"/>
-          <w:color w:val="62B541"/>
+          <w:color w:val="0083C3"/>
           <w:sz w:val="32"/>
           <w:szCs w:val="32"/>
           <w:lang w:eastAsia="zh-CN"/>
@@ -2223,7 +2134,7 @@
           <w:bCs/>
           <w:i w:val="0"/>
           <w:iCs w:val="0"/>
-          <w:color w:val="62B541"/>
+          <w:color w:val="0083C3"/>
           <w:sz w:val="32"/>
           <w:szCs w:val="32"/>
           <w:lang w:eastAsia="zh-CN"/>
@@ -2238,7 +2149,7 @@
           <w:bCs/>
           <w:i w:val="0"/>
           <w:iCs w:val="0"/>
-          <w:color w:val="62B541"/>
+          <w:color w:val="0083C3"/>
           <w:sz w:val="32"/>
           <w:szCs w:val="32"/>
           <w:lang w:eastAsia="zh-CN"/>
@@ -2253,7 +2164,7 @@
           <w:bCs/>
           <w:i w:val="0"/>
           <w:iCs w:val="0"/>
-          <w:color w:val="62B541"/>
+          <w:color w:val="0083C3"/>
           <w:sz w:val="32"/>
           <w:szCs w:val="32"/>
           <w:lang w:eastAsia="zh-CN"/>
@@ -2268,7 +2179,7 @@
           <w:bCs/>
           <w:i w:val="0"/>
           <w:iCs w:val="0"/>
-          <w:color w:val="62B541"/>
+          <w:color w:val="0083C3"/>
           <w:sz w:val="32"/>
           <w:szCs w:val="32"/>
           <w:lang w:eastAsia="zh-CN"/>
@@ -2283,7 +2194,7 @@
           <w:bCs/>
           <w:i w:val="0"/>
           <w:iCs w:val="0"/>
-          <w:color w:val="62B541"/>
+          <w:color w:val="0083C3"/>
           <w:sz w:val="32"/>
           <w:szCs w:val="32"/>
           <w:lang w:eastAsia="zh-CN"/>
@@ -2298,7 +2209,7 @@
           <w:bCs/>
           <w:i w:val="0"/>
           <w:iCs w:val="0"/>
-          <w:color w:val="62B541"/>
+          <w:color w:val="0083C3"/>
           <w:sz w:val="32"/>
           <w:szCs w:val="32"/>
           <w:lang w:eastAsia="zh-CN"/>
@@ -2353,13 +2264,13 @@
           <w:docGrid w:linePitch="299" w:charSpace="0"/>
         </w:sectPr>
       </w:pPr>
-      <w:bookmarkStart w:id="0" w:name="_Toc21669"/>
-      <w:bookmarkStart w:id="1" w:name="_Toc30143_WPSOffice_Level1"/>
-      <w:bookmarkStart w:id="2" w:name="_Toc24178_WPSOffice_Level1"/>
-      <w:bookmarkStart w:id="3" w:name="_Toc13806"/>
-      <w:bookmarkStart w:id="4" w:name="_Toc21009_WPSOffice_Level1"/>
-      <w:bookmarkStart w:id="5" w:name="_Toc2198"/>
-      <w:bookmarkStart w:id="6" w:name="_Toc81251347"/>
+      <w:bookmarkStart w:id="0" w:name="_Toc21009_WPSOffice_Level1"/>
+      <w:bookmarkStart w:id="1" w:name="_Toc81251347"/>
+      <w:bookmarkStart w:id="2" w:name="_Toc13806"/>
+      <w:bookmarkStart w:id="3" w:name="_Toc24178_WPSOffice_Level1"/>
+      <w:bookmarkStart w:id="4" w:name="_Toc2198"/>
+      <w:bookmarkStart w:id="5" w:name="_Toc30143_WPSOffice_Level1"/>
+      <w:bookmarkStart w:id="6" w:name="_Toc21669"/>
     </w:p>
     <w:p>
       <w:pPr>
@@ -2372,7 +2283,7 @@
         <w:jc w:val="center"/>
         <w:rPr>
           <w:rFonts w:ascii="Times New Roman" w:hAnsi="Times New Roman"/>
-          <w:color w:val="62B541"/>
+          <w:color w:val="0083C3"/>
           <w:sz w:val="30"/>
           <w:szCs w:val="30"/>
         </w:rPr>
@@ -2381,7 +2292,7 @@
       <w:r>
         <w:rPr>
           <w:rFonts w:ascii="Times New Roman" w:hAnsi="Times New Roman"/>
-          <w:color w:val="62B541"/>
+          <w:color w:val="0083C3"/>
           <w:sz w:val="30"/>
           <w:szCs w:val="30"/>
         </w:rPr>
@@ -2410,7 +2321,7 @@
         <w:tblW w:w="9870" w:type="dxa"/>
         <w:jc w:val="center"/>
         <w:tblBorders>
-          <w:top w:val="single" w:color="5A9D46" w:sz="24" w:space="0"/>
+          <w:top w:val="single" w:color="0083C3" w:sz="24" w:space="0"/>
           <w:left w:val="none" w:color="auto" w:sz="0" w:space="0"/>
           <w:bottom w:val="single" w:color="A4A4A4" w:sz="4" w:space="0"/>
           <w:right w:val="none" w:color="auto" w:sz="0" w:space="0"/>
@@ -2433,170 +2344,7 @@
       <w:tr>
         <w:tblPrEx>
           <w:tblBorders>
-            <w:top w:val="single" w:color="5A9D46" w:sz="24" w:space="0"/>
-            <w:left w:val="none" w:color="auto" w:sz="0" w:space="0"/>
-            <w:bottom w:val="single" w:color="A4A4A4" w:sz="4" w:space="0"/>
-            <w:right w:val="none" w:color="auto" w:sz="0" w:space="0"/>
-            <w:insideH w:val="single" w:color="A4A4A4" w:sz="4" w:space="0"/>
-            <w:insideV w:val="single" w:color="A4A4A4" w:sz="4" w:space="0"/>
-          </w:tblBorders>
-          <w:tblCellMar>
-            <w:top w:w="0" w:type="dxa"/>
-            <w:left w:w="108" w:type="dxa"/>
-            <w:bottom w:w="0" w:type="dxa"/>
-            <w:right w:w="108" w:type="dxa"/>
-          </w:tblCellMar>
-        </w:tblPrEx>
-        <w:trPr>
-          <w:trHeight w:val="397" w:hRule="atLeast"/>
-          <w:jc w:val="center"/>
-        </w:trPr>
-        <w:tc>
-          <w:tcPr>
-            <w:tcW w:w="3231" w:type="dxa"/>
-            <w:tcBorders>
-              <w:top w:val="single" w:color="62BC41" w:sz="24" w:space="0"/>
-              <w:tl2br w:val="nil"/>
-              <w:tr2bl w:val="nil"/>
-            </w:tcBorders>
-            <w:shd w:val="clear" w:color="auto" w:fill="auto"/>
-            <w:vAlign w:val="center"/>
-          </w:tcPr>
-          <w:p>
-            <w:pPr>
-              <w:jc w:val="both"/>
-              <w:rPr>
-                <w:rFonts w:ascii="Times New Roman" w:hAnsi="Times New Roman" w:eastAsia="微软雅黑" w:cs="Times New Roman"/>
-                <w:bCs/>
-                <w:color w:val="000000"/>
-                <w:sz w:val="21"/>
-                <w:szCs w:val="21"/>
-                <w:lang w:eastAsia="zh-CN"/>
-              </w:rPr>
-            </w:pPr>
-            <w:r>
-              <w:rPr>
-                <w:rFonts w:ascii="Times New Roman" w:hAnsi="Times New Roman" w:eastAsia="微软雅黑" w:cs="Times New Roman"/>
-                <w:bCs/>
-                <w:color w:val="000000"/>
-                <w:sz w:val="21"/>
-                <w:szCs w:val="21"/>
-                <w:lang w:eastAsia="zh-CN"/>
-              </w:rPr>
-              <w:t>姓名：</w:t>
-            </w:r>
-            <w:r>
-              <w:rPr>
-                <w:rFonts w:hint="eastAsia" w:ascii="Times New Roman" w:hAnsi="Times New Roman" w:eastAsia="微软雅黑" w:cs="Times New Roman"/>
-                <w:bCs/>
-                <w:color w:val="000000"/>
-                <w:sz w:val="21"/>
-                <w:szCs w:val="21"/>
-                <w:lang w:eastAsia="zh-CN"/>
-              </w:rPr>
-              <w:t>{{ client }}</w:t>
-            </w:r>
-          </w:p>
-        </w:tc>
-        <w:tc>
-          <w:tcPr>
-            <w:tcW w:w="3323" w:type="dxa"/>
-            <w:tcBorders>
-              <w:top w:val="single" w:color="62BC41" w:sz="24" w:space="0"/>
-              <w:tl2br w:val="nil"/>
-              <w:tr2bl w:val="nil"/>
-            </w:tcBorders>
-            <w:shd w:val="clear" w:color="auto" w:fill="auto"/>
-            <w:vAlign w:val="center"/>
-          </w:tcPr>
-          <w:p>
-            <w:pPr>
-              <w:jc w:val="both"/>
-              <w:rPr>
-                <w:rFonts w:ascii="Times New Roman" w:hAnsi="Times New Roman" w:eastAsia="微软雅黑" w:cs="Times New Roman"/>
-                <w:bCs/>
-                <w:color w:val="000000"/>
-                <w:sz w:val="21"/>
-                <w:szCs w:val="21"/>
-                <w:lang w:eastAsia="zh-CN"/>
-              </w:rPr>
-            </w:pPr>
-            <w:r>
-              <w:rPr>
-                <w:rFonts w:ascii="Times New Roman" w:hAnsi="Times New Roman" w:eastAsia="微软雅黑" w:cs="Times New Roman"/>
-                <w:bCs/>
-                <w:color w:val="000000"/>
-                <w:sz w:val="21"/>
-                <w:szCs w:val="21"/>
-                <w:lang w:eastAsia="zh-CN"/>
-              </w:rPr>
-              <w:t>送检医院：</w:t>
-            </w:r>
-            <w:r>
-              <w:rPr>
-                <w:rFonts w:hint="eastAsia" w:ascii="Times New Roman" w:hAnsi="Times New Roman" w:eastAsia="微软雅黑" w:cs="Times New Roman"/>
-                <w:bCs/>
-                <w:color w:val="000000"/>
-                <w:sz w:val="21"/>
-                <w:szCs w:val="21"/>
-                <w:lang w:eastAsia="zh-CN"/>
-              </w:rPr>
-              <w:t>{{ hospital }}</w:t>
-            </w:r>
-          </w:p>
-        </w:tc>
-        <w:tc>
-          <w:tcPr>
-            <w:tcW w:w="3316" w:type="dxa"/>
-            <w:tcBorders>
-              <w:top w:val="single" w:color="62BC41" w:sz="24" w:space="0"/>
-              <w:tl2br w:val="nil"/>
-              <w:tr2bl w:val="nil"/>
-            </w:tcBorders>
-            <w:shd w:val="clear" w:color="auto" w:fill="auto"/>
-            <w:vAlign w:val="center"/>
-          </w:tcPr>
-          <w:p>
-            <w:pPr>
-              <w:jc w:val="both"/>
-              <w:rPr>
-                <w:rFonts w:ascii="Times New Roman" w:hAnsi="Times New Roman" w:eastAsia="微软雅黑" w:cs="Times New Roman"/>
-                <w:bCs/>
-                <w:color w:val="000000"/>
-                <w:sz w:val="21"/>
-                <w:szCs w:val="21"/>
-                <w:lang w:eastAsia="zh-CN"/>
-              </w:rPr>
-            </w:pPr>
-            <w:r>
-              <w:rPr>
-                <w:rFonts w:ascii="Times New Roman" w:hAnsi="Times New Roman" w:eastAsia="微软雅黑" w:cs="Times New Roman"/>
-                <w:bCs/>
-                <w:color w:val="000000"/>
-                <w:sz w:val="21"/>
-                <w:szCs w:val="21"/>
-                <w:lang w:eastAsia="zh-CN"/>
-              </w:rPr>
-              <w:t>样本条码：</w:t>
-            </w:r>
-            <w:r>
-              <w:rPr>
-                <w:rFonts w:hint="eastAsia" w:ascii="Times New Roman" w:hAnsi="Times New Roman" w:eastAsia="微软雅黑" w:cs="Times New Roman"/>
-                <w:bCs/>
-                <w:color w:val="000000"/>
-                <w:sz w:val="21"/>
-                <w:szCs w:val="21"/>
-                <w:lang w:eastAsia="zh-CN"/>
-              </w:rPr>
-              <w:t>{{ subbarcode }}</w:t>
-            </w:r>
-          </w:p>
-        </w:tc>
-      </w:tr>
-      <w:tr>
-        <w:tblPrEx>
-          <w:tblBorders>
-            <w:top w:val="single" w:color="5A9D46" w:sz="24" w:space="0"/>
+            <w:top w:val="single" w:color="0083C3" w:sz="24" w:space="0"/>
             <w:left w:val="none" w:color="auto" w:sz="0" w:space="0"/>
             <w:bottom w:val="single" w:color="A4A4A4" w:sz="4" w:space="0"/>
             <w:right w:val="none" w:color="auto" w:sz="0" w:space="0"/>
@@ -2645,7 +2393,7 @@
                 <w:szCs w:val="21"/>
                 <w:lang w:eastAsia="zh-CN"/>
               </w:rPr>
-              <w:t>性别：</w:t>
+              <w:t>姓名：</w:t>
             </w:r>
             <w:r>
               <w:rPr>
@@ -2656,7 +2404,7 @@
                 <w:szCs w:val="21"/>
                 <w:lang w:eastAsia="zh-CN"/>
               </w:rPr>
-              <w:t>{{ sex }}</w:t>
+              <w:t>{{ client }}</w:t>
             </w:r>
           </w:p>
         </w:tc>
@@ -2675,6 +2423,7 @@
               <w:jc w:val="both"/>
               <w:rPr>
                 <w:rFonts w:ascii="Times New Roman" w:hAnsi="Times New Roman" w:eastAsia="微软雅黑" w:cs="Times New Roman"/>
+                <w:bCs/>
                 <w:color w:val="000000"/>
                 <w:sz w:val="21"/>
                 <w:szCs w:val="21"/>
@@ -2684,22 +2433,24 @@
             <w:r>
               <w:rPr>
                 <w:rFonts w:ascii="Times New Roman" w:hAnsi="Times New Roman" w:eastAsia="微软雅黑" w:cs="Times New Roman"/>
+                <w:bCs/>
                 <w:color w:val="000000"/>
                 <w:sz w:val="21"/>
                 <w:szCs w:val="21"/>
                 <w:lang w:eastAsia="zh-CN"/>
               </w:rPr>
-              <w:t>送检科室：</w:t>
+              <w:t>送检医院：</w:t>
             </w:r>
             <w:r>
               <w:rPr>
                 <w:rFonts w:hint="eastAsia" w:ascii="Times New Roman" w:hAnsi="Times New Roman" w:eastAsia="微软雅黑" w:cs="Times New Roman"/>
+                <w:bCs/>
                 <w:color w:val="000000"/>
                 <w:sz w:val="21"/>
                 <w:szCs w:val="21"/>
                 <w:lang w:eastAsia="zh-CN"/>
               </w:rPr>
-              <w:t>{{ locationname }}</w:t>
+              <w:t>{{ hospital }}</w:t>
             </w:r>
           </w:p>
         </w:tc>
@@ -2734,7 +2485,7 @@
                 <w:szCs w:val="21"/>
                 <w:lang w:eastAsia="zh-CN"/>
               </w:rPr>
-              <w:t>样本编号：</w:t>
+              <w:t>样本条码：</w:t>
             </w:r>
             <w:r>
               <w:rPr>
@@ -2753,7 +2504,7 @@
       <w:tr>
         <w:tblPrEx>
           <w:tblBorders>
-            <w:top w:val="single" w:color="5A9D46" w:sz="24" w:space="0"/>
+            <w:top w:val="single" w:color="0083C3" w:sz="24" w:space="0"/>
             <w:left w:val="none" w:color="auto" w:sz="0" w:space="0"/>
             <w:bottom w:val="single" w:color="A4A4A4" w:sz="4" w:space="0"/>
             <w:right w:val="none" w:color="auto" w:sz="0" w:space="0"/>
@@ -2802,7 +2553,7 @@
                 <w:szCs w:val="21"/>
                 <w:lang w:eastAsia="zh-CN"/>
               </w:rPr>
-              <w:t>年龄：</w:t>
+              <w:t>性别：</w:t>
             </w:r>
             <w:r>
               <w:rPr>
@@ -2813,7 +2564,7 @@
                 <w:szCs w:val="21"/>
                 <w:lang w:eastAsia="zh-CN"/>
               </w:rPr>
-              <w:t>{{ age }}</w:t>
+              <w:t>{{ sex }}</w:t>
             </w:r>
           </w:p>
         </w:tc>
@@ -2846,7 +2597,7 @@
                 <w:szCs w:val="21"/>
                 <w:lang w:eastAsia="zh-CN"/>
               </w:rPr>
-              <w:t>送检医生：</w:t>
+              <w:t>送检科室：</w:t>
             </w:r>
             <w:r>
               <w:rPr>
@@ -2856,7 +2607,7 @@
                 <w:szCs w:val="21"/>
                 <w:lang w:eastAsia="zh-CN"/>
               </w:rPr>
-              <w:t>{{ doctorname }}</w:t>
+              <w:t>{{ locationname }}</w:t>
             </w:r>
           </w:p>
         </w:tc>
@@ -2891,7 +2642,7 @@
                 <w:szCs w:val="21"/>
                 <w:lang w:eastAsia="zh-CN"/>
               </w:rPr>
-              <w:t>门诊/住院号：</w:t>
+              <w:t>样本编号：</w:t>
             </w:r>
             <w:r>
               <w:rPr>
@@ -2902,7 +2653,7 @@
                 <w:szCs w:val="21"/>
                 <w:lang w:eastAsia="zh-CN"/>
               </w:rPr>
-              <w:t>{{ room }}</w:t>
+              <w:t>{{ subbarcode }}</w:t>
             </w:r>
           </w:p>
         </w:tc>
@@ -2910,7 +2661,7 @@
       <w:tr>
         <w:tblPrEx>
           <w:tblBorders>
-            <w:top w:val="single" w:color="5A9D46" w:sz="24" w:space="0"/>
+            <w:top w:val="single" w:color="0083C3" w:sz="24" w:space="0"/>
             <w:left w:val="none" w:color="auto" w:sz="0" w:space="0"/>
             <w:bottom w:val="single" w:color="A4A4A4" w:sz="4" w:space="0"/>
             <w:right w:val="none" w:color="auto" w:sz="0" w:space="0"/>
@@ -2959,7 +2710,7 @@
                 <w:szCs w:val="21"/>
                 <w:lang w:eastAsia="zh-CN"/>
               </w:rPr>
-              <w:t>联系电话：</w:t>
+              <w:t>年龄：</w:t>
             </w:r>
             <w:r>
               <w:rPr>
@@ -2970,7 +2721,7 @@
                 <w:szCs w:val="21"/>
                 <w:lang w:eastAsia="zh-CN"/>
               </w:rPr>
-              <w:t>{{ patient_phone }}</w:t>
+              <w:t>{{ age }}</w:t>
             </w:r>
           </w:p>
         </w:tc>
@@ -3003,17 +2754,18 @@
                 <w:szCs w:val="21"/>
                 <w:lang w:eastAsia="zh-CN"/>
               </w:rPr>
-              <w:t>标本类型：</w:t>
-            </w:r>
-            <w:r>
-              <w:rPr>
-                <w:rFonts w:hint="eastAsia" w:ascii="Times New Roman" w:hAnsi="Times New Roman" w:eastAsia="微软雅黑" w:cs="Times New Roman"/>
+              <w:t>订单编号：</w:t>
+            </w:r>
+            <w:r>
+              <w:rPr>
+                <w:rFonts w:ascii="Times New Roman" w:hAnsi="Times New Roman" w:eastAsia="微软雅黑" w:cs="Times New Roman"/>
+                <w:bCs/>
                 <w:color w:val="000000"/>
                 <w:sz w:val="21"/>
                 <w:szCs w:val="21"/>
                 <w:lang w:eastAsia="zh-CN"/>
               </w:rPr>
-              <w:t>{{ specimentype }}</w:t>
+              <w:t>-</w:t>
             </w:r>
           </w:p>
         </w:tc>
@@ -3048,7 +2800,7 @@
                 <w:szCs w:val="21"/>
                 <w:lang w:eastAsia="zh-CN"/>
               </w:rPr>
-              <w:t>送检时间：</w:t>
+              <w:t>门诊/住院号：</w:t>
             </w:r>
             <w:r>
               <w:rPr>
@@ -3059,7 +2811,7 @@
                 <w:szCs w:val="21"/>
                 <w:lang w:eastAsia="zh-CN"/>
               </w:rPr>
-              <w:t>{{ commission_date }}</w:t>
+              <w:t>{{ room }}</w:t>
             </w:r>
           </w:p>
         </w:tc>
@@ -3067,7 +2819,7 @@
       <w:tr>
         <w:tblPrEx>
           <w:tblBorders>
-            <w:top w:val="single" w:color="5A9D46" w:sz="24" w:space="0"/>
+            <w:top w:val="single" w:color="0083C3" w:sz="24" w:space="0"/>
             <w:left w:val="none" w:color="auto" w:sz="0" w:space="0"/>
             <w:bottom w:val="single" w:color="A4A4A4" w:sz="4" w:space="0"/>
             <w:right w:val="none" w:color="auto" w:sz="0" w:space="0"/>
@@ -3116,7 +2868,7 @@
                 <w:szCs w:val="21"/>
                 <w:lang w:eastAsia="zh-CN"/>
               </w:rPr>
-              <w:t>临床诊断：</w:t>
+              <w:t>联系电话：</w:t>
             </w:r>
             <w:r>
               <w:rPr>
@@ -3127,7 +2879,7 @@
                 <w:szCs w:val="21"/>
                 <w:lang w:eastAsia="zh-CN"/>
               </w:rPr>
-              <w:t>{{ diseaseName }}</w:t>
+              <w:t>{{ patient_phone }}</w:t>
             </w:r>
           </w:p>
         </w:tc>
@@ -3160,18 +2912,17 @@
                 <w:szCs w:val="21"/>
                 <w:lang w:eastAsia="zh-CN"/>
               </w:rPr>
-              <w:t>订单编号：</w:t>
-            </w:r>
-            <w:r>
-              <w:rPr>
-                <w:rFonts w:ascii="Times New Roman" w:hAnsi="Times New Roman" w:eastAsia="微软雅黑" w:cs="Times New Roman"/>
-                <w:bCs/>
+              <w:t>标本类型：</w:t>
+            </w:r>
+            <w:r>
+              <w:rPr>
+                <w:rFonts w:hint="eastAsia" w:ascii="Times New Roman" w:hAnsi="Times New Roman" w:eastAsia="微软雅黑" w:cs="Times New Roman"/>
                 <w:color w:val="000000"/>
                 <w:sz w:val="21"/>
                 <w:szCs w:val="21"/>
                 <w:lang w:eastAsia="zh-CN"/>
               </w:rPr>
-              <w:t>-</w:t>
+              <w:t>{{ specimentype }}</w:t>
             </w:r>
           </w:p>
         </w:tc>
@@ -3222,6 +2973,75 @@
           </w:p>
         </w:tc>
       </w:tr>
+      <w:tr>
+        <w:tblPrEx>
+          <w:tblBorders>
+            <w:top w:val="single" w:color="0083C3" w:sz="24" w:space="0"/>
+            <w:left w:val="none" w:color="auto" w:sz="0" w:space="0"/>
+            <w:bottom w:val="single" w:color="A4A4A4" w:sz="4" w:space="0"/>
+            <w:right w:val="none" w:color="auto" w:sz="0" w:space="0"/>
+            <w:insideH w:val="single" w:color="A4A4A4" w:sz="4" w:space="0"/>
+            <w:insideV w:val="single" w:color="A4A4A4" w:sz="4" w:space="0"/>
+          </w:tblBorders>
+          <w:tblCellMar>
+            <w:top w:w="0" w:type="dxa"/>
+            <w:left w:w="108" w:type="dxa"/>
+            <w:bottom w:w="0" w:type="dxa"/>
+            <w:right w:w="108" w:type="dxa"/>
+          </w:tblCellMar>
+        </w:tblPrEx>
+        <w:trPr>
+          <w:trHeight w:val="397" w:hRule="atLeast"/>
+          <w:jc w:val="center"/>
+        </w:trPr>
+        <w:tc>
+          <w:tcPr>
+            <w:tcW w:w="9870" w:type="dxa"/>
+            <w:gridSpan w:val="3"/>
+            <w:tcBorders>
+              <w:tl2br w:val="nil"/>
+              <w:tr2bl w:val="nil"/>
+            </w:tcBorders>
+            <w:shd w:val="clear" w:color="auto" w:fill="auto"/>
+            <w:vAlign w:val="center"/>
+          </w:tcPr>
+          <w:p>
+            <w:pPr>
+              <w:jc w:val="both"/>
+              <w:rPr>
+                <w:rFonts w:ascii="Times New Roman" w:hAnsi="Times New Roman" w:eastAsia="微软雅黑" w:cs="Times New Roman"/>
+                <w:bCs/>
+                <w:color w:val="000000"/>
+                <w:sz w:val="21"/>
+                <w:szCs w:val="21"/>
+                <w:lang w:eastAsia="zh-CN"/>
+              </w:rPr>
+            </w:pPr>
+            <w:r>
+              <w:rPr>
+                <w:rFonts w:ascii="Times New Roman" w:hAnsi="Times New Roman" w:eastAsia="微软雅黑" w:cs="Times New Roman"/>
+                <w:bCs/>
+                <w:color w:val="000000"/>
+                <w:sz w:val="21"/>
+                <w:szCs w:val="21"/>
+                <w:lang w:eastAsia="zh-CN"/>
+              </w:rPr>
+              <w:t>临床诊断：</w:t>
+            </w:r>
+            <w:r>
+              <w:rPr>
+                <w:rFonts w:hint="eastAsia" w:ascii="Times New Roman" w:hAnsi="Times New Roman" w:eastAsia="微软雅黑" w:cs="Times New Roman"/>
+                <w:bCs/>
+                <w:color w:val="000000"/>
+                <w:sz w:val="21"/>
+                <w:szCs w:val="21"/>
+                <w:lang w:eastAsia="zh-CN"/>
+              </w:rPr>
+              <w:t>{{ diseaseName }}</w:t>
+            </w:r>
+          </w:p>
+        </w:tc>
+      </w:tr>
     </w:tbl>
     <w:p>
       <w:pPr>
@@ -3256,22 +3076,22 @@
         <w:jc w:val="center"/>
         <w:rPr>
           <w:rFonts w:ascii="Times New Roman" w:hAnsi="Times New Roman"/>
-          <w:color w:val="62B541"/>
+          <w:color w:val="0083C3"/>
           <w:sz w:val="30"/>
           <w:szCs w:val="30"/>
         </w:rPr>
       </w:pPr>
-      <w:bookmarkStart w:id="8" w:name="_Toc11015_WPSOffice_Level1"/>
-      <w:bookmarkStart w:id="9" w:name="_Toc18062_WPSOffice_Level1"/>
-      <w:bookmarkStart w:id="10" w:name="_Toc11013"/>
-      <w:bookmarkStart w:id="11" w:name="_Toc81251348"/>
+      <w:bookmarkStart w:id="8" w:name="_Toc18062_WPSOffice_Level1"/>
+      <w:bookmarkStart w:id="9" w:name="_Toc81251348"/>
+      <w:bookmarkStart w:id="10" w:name="_Toc11015_WPSOffice_Level1"/>
+      <w:bookmarkStart w:id="11" w:name="_Toc17451"/>
       <w:bookmarkStart w:id="12" w:name="_Toc7021_WPSOffice_Level1"/>
-      <w:bookmarkStart w:id="13" w:name="_Toc17451"/>
+      <w:bookmarkStart w:id="13" w:name="_Toc11013"/>
       <w:bookmarkStart w:id="14" w:name="_Toc3823"/>
       <w:r>
         <w:rPr>
           <w:rFonts w:ascii="Times New Roman" w:hAnsi="Times New Roman"/>
-          <w:color w:val="62B541"/>
+          <w:color w:val="0083C3"/>
           <w:sz w:val="30"/>
           <w:szCs w:val="30"/>
         </w:rPr>
@@ -3365,24 +3185,24 @@
         <w:jc w:val="center"/>
         <w:rPr>
           <w:rFonts w:hint="eastAsia"/>
-          <w:color w:val="62B541"/>
+          <w:color w:val="0083C3"/>
           <w:sz w:val="30"/>
           <w:szCs w:val="30"/>
           <w:lang w:val="en-US" w:eastAsia="zh-CN"/>
         </w:rPr>
       </w:pPr>
-      <w:bookmarkStart w:id="15" w:name="_Toc81251350"/>
-      <w:bookmarkStart w:id="16" w:name="_Toc25920"/>
-      <w:bookmarkStart w:id="17" w:name="_Toc23369_WPSOffice_Level1"/>
-      <w:bookmarkStart w:id="18" w:name="_Toc29570"/>
+      <w:bookmarkStart w:id="15" w:name="_Toc25920"/>
+      <w:bookmarkStart w:id="16" w:name="_Toc18058"/>
+      <w:bookmarkStart w:id="17" w:name="_Toc6221_WPSOffice_Level1"/>
+      <w:bookmarkStart w:id="18" w:name="_Toc23369_WPSOffice_Level1"/>
       <w:bookmarkStart w:id="19" w:name="_Toc81251494"/>
-      <w:bookmarkStart w:id="20" w:name="_Toc18058"/>
-      <w:bookmarkStart w:id="21" w:name="_Toc6221_WPSOffice_Level1"/>
+      <w:bookmarkStart w:id="20" w:name="_Toc81251350"/>
+      <w:bookmarkStart w:id="21" w:name="_Toc29570"/>
       <w:bookmarkStart w:id="22" w:name="_Toc534807930"/>
       <w:r>
         <w:rPr>
           <w:rFonts w:hint="eastAsia"/>
-          <w:color w:val="62B541"/>
+          <w:color w:val="0083C3"/>
           <w:sz w:val="30"/>
           <w:szCs w:val="30"/>
           <w:lang w:val="en-US" w:eastAsia="zh-CN"/>
@@ -3452,7 +3272,7 @@
               <w:bottom w:val="nil"/>
               <w:right w:val="single" w:color="FFFFFF" w:sz="18" w:space="0"/>
             </w:tcBorders>
-            <w:shd w:val="clear" w:color="auto" w:fill="62BC41"/>
+            <w:shd w:val="clear" w:color="auto" w:fill="0083C3"/>
             <w:vAlign w:val="center"/>
           </w:tcPr>
           <w:p>
@@ -3460,6 +3280,8 @@
               <w:jc w:val="center"/>
               <w:rPr>
                 <w:rFonts w:ascii="微软雅黑" w:eastAsia="微软雅黑"/>
+                <w:b/>
+                <w:bCs/>
                 <w:color w:val="FFFFFF" w:themeColor="background1"/>
                 <w:sz w:val="21"/>
                 <w:lang w:eastAsia="zh-CN"/>
@@ -3470,9 +3292,12 @@
                 </w14:textFill>
               </w:rPr>
             </w:pPr>
+            <w:bookmarkStart w:id="36" w:name="_GoBack" w:colFirst="0" w:colLast="1"/>
             <w:r>
               <w:rPr>
                 <w:rFonts w:hint="eastAsia" w:cs="黑体"/>
+                <w:b/>
+                <w:bCs/>
                 <w:color w:val="FFFFFF" w:themeColor="background1"/>
                 <w:sz w:val="28"/>
                 <w:szCs w:val="36"/>
@@ -3488,6 +3313,8 @@
             <w:r>
               <w:rPr>
                 <w:rFonts w:hint="eastAsia" w:ascii="微软雅黑" w:eastAsia="微软雅黑"/>
+                <w:b/>
+                <w:bCs/>
                 <w:color w:val="FFFFFF" w:themeColor="background1"/>
                 <w:sz w:val="21"/>
                 <w14:textFill>
@@ -3501,6 +3328,8 @@
             <w:r>
               <w:rPr>
                 <w:rFonts w:hint="eastAsia" w:ascii="微软雅黑" w:eastAsia="微软雅黑"/>
+                <w:b/>
+                <w:bCs/>
                 <w:color w:val="FFFFFF" w:themeColor="background1"/>
                 <w:sz w:val="21"/>
                 <w:lang w:eastAsia="zh-CN"/>
@@ -3522,7 +3351,7 @@
               <w:left w:val="single" w:color="FFFFFF" w:sz="18" w:space="0"/>
               <w:bottom w:val="nil"/>
             </w:tcBorders>
-            <w:shd w:val="clear" w:color="auto" w:fill="62BC41"/>
+            <w:shd w:val="clear" w:color="auto" w:fill="0083C3"/>
             <w:vAlign w:val="center"/>
           </w:tcPr>
           <w:p>
@@ -3530,6 +3359,8 @@
               <w:jc w:val="center"/>
               <w:rPr>
                 <w:rFonts w:ascii="微软雅黑" w:eastAsia="微软雅黑"/>
+                <w:b/>
+                <w:bCs/>
                 <w:color w:val="FFFFFF" w:themeColor="background1"/>
                 <w14:textFill>
                   <w14:solidFill>
@@ -3541,6 +3372,8 @@
             <w:r>
               <w:rPr>
                 <w:rFonts w:ascii="Times New Roman" w:hAnsi="Times New Roman" w:eastAsia="微软雅黑" w:cs="黑体"/>
+                <w:b/>
+                <w:bCs/>
                 <w:color w:val="FFFFFF" w:themeColor="background1"/>
                 <w:sz w:val="21"/>
                 <w14:textFill>
@@ -3554,6 +3387,7 @@
           </w:p>
         </w:tc>
       </w:tr>
+      <w:bookmarkEnd w:id="36"/>
       <w:tr>
         <w:tblPrEx>
           <w:tblBorders>
@@ -3833,18 +3667,16 @@
         <w:jc w:val="center"/>
         <w:rPr>
           <w:rFonts w:hint="eastAsia" w:ascii="Times New Roman" w:hAnsi="Times New Roman"/>
-          <w:color w:val="62B541"/>
+          <w:color w:val="0083C3"/>
           <w:sz w:val="30"/>
           <w:szCs w:val="30"/>
         </w:rPr>
       </w:pPr>
       <w:bookmarkStart w:id="23" w:name="_Toc32606"/>
-      <w:bookmarkStart w:id="36" w:name="_GoBack"/>
-      <w:bookmarkEnd w:id="36"/>
       <w:r>
         <w:rPr>
           <w:rFonts w:hint="eastAsia" w:ascii="Times New Roman" w:hAnsi="Times New Roman"/>
-          <w:color w:val="62B541"/>
+          <w:color w:val="0083C3"/>
           <w:sz w:val="30"/>
           <w:szCs w:val="30"/>
         </w:rPr>
@@ -3873,7 +3705,7 @@
         <w:outlineLvl w:val="9"/>
         <w:rPr>
           <w:rFonts w:ascii="Times New Roman" w:hAnsi="Times New Roman"/>
-          <w:color w:val="62BC41"/>
+          <w:color w:val="0083C3"/>
           <w:sz w:val="24"/>
           <w:szCs w:val="24"/>
           <w:lang w:eastAsia="zh-CN"/>
@@ -3883,7 +3715,7 @@
       <w:r>
         <w:rPr>
           <w:rFonts w:hint="eastAsia" w:ascii="Times New Roman" w:hAnsi="Times New Roman"/>
-          <w:color w:val="62BC41"/>
+          <w:color w:val="0083C3"/>
           <w:sz w:val="24"/>
           <w:szCs w:val="24"/>
           <w:lang w:eastAsia="zh-CN"/>
@@ -4100,7 +3932,7 @@
         <w:outlineLvl w:val="9"/>
         <w:rPr>
           <w:rFonts w:hint="eastAsia" w:ascii="Times New Roman" w:hAnsi="Times New Roman"/>
-          <w:color w:val="62BC41"/>
+          <w:color w:val="0083C3"/>
           <w:sz w:val="24"/>
           <w:szCs w:val="24"/>
           <w:lang w:eastAsia="zh-CN"/>
@@ -4110,7 +3942,7 @@
       <w:r>
         <w:rPr>
           <w:rFonts w:hint="eastAsia" w:ascii="Times New Roman" w:hAnsi="Times New Roman"/>
-          <w:color w:val="62BC41"/>
+          <w:color w:val="0083C3"/>
           <w:sz w:val="24"/>
           <w:szCs w:val="24"/>
           <w:lang w:eastAsia="zh-CN"/>
@@ -4914,7 +4746,7 @@
         <w:outlineLvl w:val="9"/>
         <w:rPr>
           <w:rFonts w:hint="eastAsia" w:ascii="Times New Roman" w:hAnsi="Times New Roman"/>
-          <w:color w:val="62BC41"/>
+          <w:color w:val="0083C3"/>
           <w:sz w:val="24"/>
           <w:szCs w:val="24"/>
           <w:lang w:eastAsia="zh-CN"/>
@@ -4924,7 +4756,7 @@
       <w:r>
         <w:rPr>
           <w:rFonts w:hint="eastAsia" w:ascii="Times New Roman" w:hAnsi="Times New Roman"/>
-          <w:color w:val="62BC41"/>
+          <w:color w:val="0083C3"/>
           <w:sz w:val="24"/>
           <w:szCs w:val="24"/>
           <w:lang w:eastAsia="zh-CN"/>
@@ -5714,7 +5546,7 @@
         <w:outlineLvl w:val="9"/>
         <w:rPr>
           <w:rFonts w:hint="eastAsia" w:ascii="Times New Roman" w:hAnsi="Times New Roman"/>
-          <w:color w:val="62BC41"/>
+          <w:color w:val="0083C3"/>
           <w:sz w:val="24"/>
           <w:szCs w:val="24"/>
           <w:lang w:eastAsia="zh-CN"/>
@@ -5724,7 +5556,7 @@
       <w:r>
         <w:rPr>
           <w:rFonts w:hint="eastAsia" w:ascii="Times New Roman" w:hAnsi="Times New Roman"/>
-          <w:color w:val="62BC41"/>
+          <w:color w:val="0083C3"/>
           <w:sz w:val="24"/>
           <w:szCs w:val="24"/>
           <w:lang w:eastAsia="zh-CN"/>
@@ -5873,7 +5705,7 @@
         <w:outlineLvl w:val="9"/>
         <w:rPr>
           <w:rFonts w:hint="eastAsia" w:ascii="Times New Roman" w:hAnsi="Times New Roman"/>
-          <w:color w:val="62BC41"/>
+          <w:color w:val="0083C3"/>
           <w:sz w:val="24"/>
           <w:szCs w:val="24"/>
           <w:lang w:eastAsia="zh-CN"/>
@@ -5883,7 +5715,7 @@
       <w:r>
         <w:rPr>
           <w:rFonts w:hint="eastAsia" w:ascii="Times New Roman" w:hAnsi="Times New Roman"/>
-          <w:color w:val="62BC41"/>
+          <w:color w:val="0083C3"/>
           <w:sz w:val="24"/>
           <w:szCs w:val="24"/>
           <w:lang w:eastAsia="zh-CN"/>
@@ -6014,15 +5846,15 @@
         <w:br w:type="page"/>
       </w:r>
       <w:bookmarkEnd w:id="14"/>
-      <w:bookmarkStart w:id="29" w:name="_Toc25727"/>
+      <w:bookmarkStart w:id="29" w:name="_Toc23846_WPSOffice_Level1"/>
       <w:bookmarkEnd w:id="29"/>
-      <w:bookmarkStart w:id="30" w:name="_Toc23846_WPSOffice_Level1"/>
+      <w:bookmarkStart w:id="30" w:name="_Toc23903"/>
       <w:bookmarkEnd w:id="30"/>
-      <w:bookmarkStart w:id="31" w:name="_Toc4331_WPSOffice_Level1"/>
+      <w:bookmarkStart w:id="31" w:name="_Toc25727"/>
       <w:bookmarkEnd w:id="31"/>
-      <w:bookmarkStart w:id="32" w:name="_Toc32443_WPSOffice_Level1"/>
+      <w:bookmarkStart w:id="32" w:name="_Toc4331_WPSOffice_Level1"/>
       <w:bookmarkEnd w:id="32"/>
-      <w:bookmarkStart w:id="33" w:name="_Toc23903"/>
+      <w:bookmarkStart w:id="33" w:name="_Toc32443_WPSOffice_Level1"/>
       <w:bookmarkEnd w:id="33"/>
     </w:p>
     <w:p>
@@ -6036,7 +5868,7 @@
         <w:jc w:val="center"/>
         <w:rPr>
           <w:rFonts w:hint="eastAsia" w:ascii="Times New Roman" w:hAnsi="Times New Roman"/>
-          <w:color w:val="62B541"/>
+          <w:color w:val="0083C3"/>
           <w:sz w:val="30"/>
           <w:szCs w:val="30"/>
         </w:rPr>
@@ -6046,7 +5878,7 @@
       <w:r>
         <w:rPr>
           <w:rFonts w:hint="eastAsia" w:ascii="Times New Roman" w:hAnsi="Times New Roman"/>
-          <w:color w:val="62B541"/>
+          <w:color w:val="0083C3"/>
           <w:sz w:val="30"/>
           <w:szCs w:val="30"/>
         </w:rPr>
@@ -6133,7 +5965,25 @@
           <w:szCs w:val="21"/>
           <w:lang w:eastAsia="zh-CN"/>
         </w:rPr>
-        <w:t>《中国结直肠癌诊疗规范（2017版）》</w:t>
+        <w:t>《中国结直肠癌诊疗规范（20</w:t>
+      </w:r>
+      <w:r>
+        <w:rPr>
+          <w:rFonts w:hint="eastAsia" w:eastAsia="微软雅黑"/>
+          <w:sz w:val="21"/>
+          <w:szCs w:val="21"/>
+          <w:lang w:val="en-US" w:eastAsia="zh-CN"/>
+        </w:rPr>
+        <w:t>23</w:t>
+      </w:r>
+      <w:r>
+        <w:rPr>
+          <w:rFonts w:eastAsia="微软雅黑"/>
+          <w:sz w:val="21"/>
+          <w:szCs w:val="21"/>
+          <w:lang w:eastAsia="zh-CN"/>
+        </w:rPr>
+        <w:t>版）》</w:t>
       </w:r>
     </w:p>
     <w:p>
@@ -6160,7 +6010,25 @@
           <w:szCs w:val="21"/>
           <w:lang w:eastAsia="zh-CN"/>
         </w:rPr>
-        <w:t>《NCCN Guidelines Version 1.2020 - Colon Cancer》</w:t>
+        <w:t xml:space="preserve">《NCCN Guidelines </w:t>
+      </w:r>
+      <w:r>
+        <w:rPr>
+          <w:rFonts w:hint="eastAsia" w:eastAsia="微软雅黑"/>
+          <w:sz w:val="21"/>
+          <w:szCs w:val="21"/>
+          <w:lang w:val="en-US" w:eastAsia="zh-CN"/>
+        </w:rPr>
+        <w:t>2025</w:t>
+      </w:r>
+      <w:r>
+        <w:rPr>
+          <w:rFonts w:eastAsia="微软雅黑"/>
+          <w:sz w:val="21"/>
+          <w:szCs w:val="21"/>
+          <w:lang w:eastAsia="zh-CN"/>
+        </w:rPr>
+        <w:t xml:space="preserve"> - Colon Cancer》</w:t>
       </w:r>
     </w:p>
     <w:p>
@@ -9616,7 +9484,6 @@
   <customSectProps>
     <customSectPr/>
     <customSectPr/>
-    <customSectPr/>
   </customSectProps>
   <customShpExts>
     <customShpInfo spid="_x0000_s1026" textRotate="1"/>

--- a/WebContent/docx/微卫星不稳定性报告.docx
+++ b/WebContent/docx/微卫星不稳定性报告.docx
@@ -9,6 +9,8 @@
           <w:lang w:eastAsia="zh-CN"/>
         </w:rPr>
       </w:pPr>
+      <w:bookmarkStart w:id="36" w:name="_GoBack"/>
+      <w:bookmarkEnd w:id="36"/>
     </w:p>
     <w:p>
       <w:pPr>
@@ -464,6 +466,7 @@
           <w:lang w:eastAsia="zh-CN"/>
         </w:rPr>
         <w:sectPr>
+          <w:headerReference r:id="rId4" w:type="first"/>
           <w:headerReference r:id="rId3" w:type="default"/>
           <w:pgSz w:w="11911" w:h="16838"/>
           <w:pgMar w:top="0" w:right="0" w:bottom="0" w:left="0" w:header="0" w:footer="0" w:gutter="0"/>
@@ -2252,9 +2255,9 @@
           <w:sz w:val="32"/>
         </w:rPr>
         <w:sectPr>
-          <w:headerReference r:id="rId4" w:type="first"/>
-          <w:footerReference r:id="rId6" w:type="first"/>
-          <w:footerReference r:id="rId5" w:type="default"/>
+          <w:headerReference r:id="rId5" w:type="first"/>
+          <w:footerReference r:id="rId7" w:type="first"/>
+          <w:footerReference r:id="rId6" w:type="default"/>
           <w:pgSz w:w="11911" w:h="16838"/>
           <w:pgMar w:top="1037" w:right="1020" w:bottom="981" w:left="1020" w:header="0" w:footer="0" w:gutter="0"/>
           <w:pgNumType w:start="0"/>
@@ -2267,9 +2270,9 @@
       <w:bookmarkStart w:id="0" w:name="_Toc21009_WPSOffice_Level1"/>
       <w:bookmarkStart w:id="1" w:name="_Toc81251347"/>
       <w:bookmarkStart w:id="2" w:name="_Toc13806"/>
-      <w:bookmarkStart w:id="3" w:name="_Toc24178_WPSOffice_Level1"/>
+      <w:bookmarkStart w:id="3" w:name="_Toc30143_WPSOffice_Level1"/>
       <w:bookmarkStart w:id="4" w:name="_Toc2198"/>
-      <w:bookmarkStart w:id="5" w:name="_Toc30143_WPSOffice_Level1"/>
+      <w:bookmarkStart w:id="5" w:name="_Toc24178_WPSOffice_Level1"/>
       <w:bookmarkStart w:id="6" w:name="_Toc21669"/>
     </w:p>
     <w:p>
@@ -3083,9 +3086,9 @@
       </w:pPr>
       <w:bookmarkStart w:id="8" w:name="_Toc18062_WPSOffice_Level1"/>
       <w:bookmarkStart w:id="9" w:name="_Toc81251348"/>
-      <w:bookmarkStart w:id="10" w:name="_Toc11015_WPSOffice_Level1"/>
+      <w:bookmarkStart w:id="10" w:name="_Toc7021_WPSOffice_Level1"/>
       <w:bookmarkStart w:id="11" w:name="_Toc17451"/>
-      <w:bookmarkStart w:id="12" w:name="_Toc7021_WPSOffice_Level1"/>
+      <w:bookmarkStart w:id="12" w:name="_Toc11015_WPSOffice_Level1"/>
       <w:bookmarkStart w:id="13" w:name="_Toc11013"/>
       <w:bookmarkStart w:id="14" w:name="_Toc3823"/>
       <w:r>
@@ -3191,13 +3194,13 @@
           <w:lang w:val="en-US" w:eastAsia="zh-CN"/>
         </w:rPr>
       </w:pPr>
-      <w:bookmarkStart w:id="15" w:name="_Toc25920"/>
-      <w:bookmarkStart w:id="16" w:name="_Toc18058"/>
-      <w:bookmarkStart w:id="17" w:name="_Toc6221_WPSOffice_Level1"/>
-      <w:bookmarkStart w:id="18" w:name="_Toc23369_WPSOffice_Level1"/>
-      <w:bookmarkStart w:id="19" w:name="_Toc81251494"/>
-      <w:bookmarkStart w:id="20" w:name="_Toc81251350"/>
-      <w:bookmarkStart w:id="21" w:name="_Toc29570"/>
+      <w:bookmarkStart w:id="15" w:name="_Toc81251350"/>
+      <w:bookmarkStart w:id="16" w:name="_Toc29570"/>
+      <w:bookmarkStart w:id="17" w:name="_Toc23369_WPSOffice_Level1"/>
+      <w:bookmarkStart w:id="18" w:name="_Toc81251494"/>
+      <w:bookmarkStart w:id="19" w:name="_Toc25920"/>
+      <w:bookmarkStart w:id="20" w:name="_Toc18058"/>
+      <w:bookmarkStart w:id="21" w:name="_Toc6221_WPSOffice_Level1"/>
       <w:bookmarkStart w:id="22" w:name="_Toc534807930"/>
       <w:r>
         <w:rPr>
@@ -3292,7 +3295,6 @@
                 </w14:textFill>
               </w:rPr>
             </w:pPr>
-            <w:bookmarkStart w:id="36" w:name="_GoBack" w:colFirst="0" w:colLast="1"/>
             <w:r>
               <w:rPr>
                 <w:rFonts w:hint="eastAsia" w:cs="黑体"/>
@@ -3387,7 +3389,6 @@
           </w:p>
         </w:tc>
       </w:tr>
-      <w:bookmarkEnd w:id="36"/>
       <w:tr>
         <w:tblPrEx>
           <w:tblBorders>
@@ -5846,15 +5847,15 @@
         <w:br w:type="page"/>
       </w:r>
       <w:bookmarkEnd w:id="14"/>
-      <w:bookmarkStart w:id="29" w:name="_Toc23846_WPSOffice_Level1"/>
+      <w:bookmarkStart w:id="29" w:name="_Toc32443_WPSOffice_Level1"/>
       <w:bookmarkEnd w:id="29"/>
-      <w:bookmarkStart w:id="30" w:name="_Toc23903"/>
+      <w:bookmarkStart w:id="30" w:name="_Toc4331_WPSOffice_Level1"/>
       <w:bookmarkEnd w:id="30"/>
       <w:bookmarkStart w:id="31" w:name="_Toc25727"/>
       <w:bookmarkEnd w:id="31"/>
-      <w:bookmarkStart w:id="32" w:name="_Toc4331_WPSOffice_Level1"/>
+      <w:bookmarkStart w:id="32" w:name="_Toc23903"/>
       <w:bookmarkEnd w:id="32"/>
-      <w:bookmarkStart w:id="33" w:name="_Toc32443_WPSOffice_Level1"/>
+      <w:bookmarkStart w:id="33" w:name="_Toc23846_WPSOffice_Level1"/>
       <w:bookmarkEnd w:id="33"/>
     </w:p>
     <w:p>
@@ -6070,9 +6071,9 @@
       </w:pPr>
     </w:p>
     <w:sectPr>
-      <w:footerReference r:id="rId9" w:type="first"/>
-      <w:headerReference r:id="rId7" w:type="default"/>
-      <w:footerReference r:id="rId8" w:type="default"/>
+      <w:footerReference r:id="rId10" w:type="first"/>
+      <w:headerReference r:id="rId8" w:type="default"/>
+      <w:footerReference r:id="rId9" w:type="default"/>
       <w:pgSz w:w="11911" w:h="16838"/>
       <w:pgMar w:top="1037" w:right="1020" w:bottom="981" w:left="1020" w:header="510" w:footer="567" w:gutter="0"/>
       <w:pgNumType w:fmt="decimal"/>
@@ -7160,6 +7161,21 @@
     </w:pPr>
     <w:r>
       <w:rPr>
+        <w:sz w:val="18"/>
+      </w:rPr>
+      <w:pict>
+        <v:shape id="PowerPlusWaterMarkObject291817" o:spid="_x0000_s2049" o:spt="136" type="#_x0000_t136" style="position:absolute;left:0pt;height:48.3pt;width:166.5pt;mso-position-horizontal:center;mso-position-horizontal-relative:margin;mso-position-vertical:center;mso-position-vertical-relative:margin;rotation:-2949120f;z-index:-251655168;mso-width-relative:page;mso-height-relative:page;" fillcolor="#C0C0C0" filled="t" stroked="f" coordsize="21600,21600" adj="10800">
+          <v:path/>
+          <v:fill on="t" opacity="32768f" focussize="0,0"/>
+          <v:stroke on="f"/>
+          <v:imagedata o:title=""/>
+          <o:lock v:ext="edit" aspectratio="t"/>
+          <v:textpath on="t" fitshape="t" fitpath="t" trim="t" xscale="f" string="{{ client }}" style="font-family:微软雅黑;font-size:48pt;v-same-letter-heights:f;v-text-align:center;"/>
+        </v:shape>
+      </w:pict>
+    </w:r>
+    <w:r>
+      <w:rPr>
         <w:color w:val="7F7F7F"/>
         <w:sz w:val="20"/>
         <w:szCs w:val="20"/>
@@ -7213,8 +7229,22 @@
   <w:p>
     <w:pPr>
       <w:pStyle w:val="13"/>
-      <w:jc w:val="right"/>
     </w:pPr>
+    <w:r>
+      <w:rPr>
+        <w:sz w:val="18"/>
+      </w:rPr>
+      <w:pict>
+        <v:shape id="_x0000_s2050" o:spid="_x0000_s2050" o:spt="136" type="#_x0000_t136" style="position:absolute;left:0pt;height:48.3pt;width:166.5pt;mso-position-horizontal:center;mso-position-horizontal-relative:margin;mso-position-vertical:center;mso-position-vertical-relative:margin;rotation:-2949120f;z-index:-251654144;mso-width-relative:page;mso-height-relative:page;" fillcolor="#C0C0C0" filled="t" stroked="f" coordsize="21600,21600" adj="10800">
+          <v:path/>
+          <v:fill on="t" opacity="32768f" focussize="0,0"/>
+          <v:stroke on="f"/>
+          <v:imagedata o:title=""/>
+          <o:lock v:ext="edit" aspectratio="t"/>
+          <v:textpath on="t" fitshape="t" fitpath="t" trim="t" xscale="f" string="{{ client }}" style="font-family:微软雅黑;font-size:48pt;v-same-letter-heights:f;v-text-align:center;"/>
+        </v:shape>
+      </w:pict>
+    </w:r>
   </w:p>
 </w:hdr>
 </file>
@@ -7225,10 +7255,51 @@
     <w:pPr>
       <w:pStyle w:val="13"/>
       <w:jc w:val="right"/>
+    </w:pPr>
+    <w:r>
+      <w:rPr>
+        <w:sz w:val="18"/>
+      </w:rPr>
+      <w:pict>
+        <v:shape id="_x0000_s2052" o:spid="_x0000_s2052" o:spt="136" type="#_x0000_t136" style="position:absolute;left:0pt;height:48.3pt;width:166.5pt;mso-position-horizontal:center;mso-position-horizontal-relative:margin;mso-position-vertical:center;mso-position-vertical-relative:margin;rotation:-2949120f;z-index:-251652096;mso-width-relative:page;mso-height-relative:page;" fillcolor="#C0C0C0" filled="t" stroked="f" coordsize="21600,21600" adj="10800">
+          <v:path/>
+          <v:fill on="t" opacity="32768f" focussize="0,0"/>
+          <v:stroke on="f"/>
+          <v:imagedata o:title=""/>
+          <o:lock v:ext="edit" aspectratio="t"/>
+          <v:textpath on="t" fitshape="t" fitpath="t" trim="t" xscale="f" string="{{ client }}" style="font-family:微软雅黑;font-size:48pt;v-same-letter-heights:f;v-text-align:center;"/>
+        </v:shape>
+      </w:pict>
+    </w:r>
+  </w:p>
+</w:hdr>
+</file>
+
+<file path=word/header4.xml><?xml version="1.0" encoding="utf-8"?>
+<w:hdr xmlns:wpc="http://schemas.microsoft.com/office/word/2010/wordprocessingCanvas" xmlns:mc="http://schemas.openxmlformats.org/markup-compatibility/2006" xmlns:o="urn:schemas-microsoft-com:office:office" xmlns:r="http://schemas.openxmlformats.org/officeDocument/2006/relationships" xmlns:m="http://schemas.openxmlformats.org/officeDocument/2006/math" xmlns:v="urn:schemas-microsoft-com:vml" xmlns:wp14="http://schemas.microsoft.com/office/word/2010/wordprocessingDrawing" xmlns:wp="http://schemas.openxmlformats.org/drawingml/2006/wordprocessingDrawing" xmlns:w10="urn:schemas-microsoft-com:office:word" xmlns:w="http://schemas.openxmlformats.org/wordprocessingml/2006/main" xmlns:w14="http://schemas.microsoft.com/office/word/2010/wordml" xmlns:w15="http://schemas.microsoft.com/office/word/2012/wordml" xmlns:wpg="http://schemas.microsoft.com/office/word/2010/wordprocessingGroup" xmlns:wpi="http://schemas.microsoft.com/office/word/2010/wordprocessingInk" xmlns:wne="http://schemas.microsoft.com/office/word/2006/wordml" xmlns:wps="http://schemas.microsoft.com/office/word/2010/wordprocessingShape" xmlns:wpsCustomData="http://www.wps.cn/officeDocument/2013/wpsCustomData" mc:Ignorable="w14 w15 wp14">
+  <w:p>
+    <w:pPr>
+      <w:pStyle w:val="13"/>
+      <w:jc w:val="right"/>
       <w:rPr>
         <w:lang w:eastAsia="zh-CN"/>
       </w:rPr>
     </w:pPr>
+    <w:r>
+      <w:rPr>
+        <w:sz w:val="18"/>
+      </w:rPr>
+      <w:pict>
+        <v:shape id="_x0000_s2051" o:spid="_x0000_s2051" o:spt="136" type="#_x0000_t136" style="position:absolute;left:0pt;height:48.3pt;width:166.5pt;mso-position-horizontal:center;mso-position-horizontal-relative:margin;mso-position-vertical:center;mso-position-vertical-relative:margin;rotation:-2949120f;z-index:-251653120;mso-width-relative:page;mso-height-relative:page;" fillcolor="#C0C0C0" filled="t" stroked="f" coordsize="21600,21600" adj="10800">
+          <v:path/>
+          <v:fill on="t" opacity="32768f" focussize="0,0"/>
+          <v:stroke on="f"/>
+          <v:imagedata o:title=""/>
+          <o:lock v:ext="edit" aspectratio="t"/>
+          <v:textpath on="t" fitshape="t" fitpath="t" trim="t" xscale="f" string="{{ client }}" style="font-family:微软雅黑;font-size:48pt;v-same-letter-heights:f;v-text-align:center;"/>
+        </v:shape>
+      </w:pict>
+    </w:r>
   </w:p>
 </w:hdr>
 </file>
@@ -9486,6 +9557,10 @@
     <customSectPr/>
   </customSectProps>
   <customShpExts>
+    <customShpInfo spid="_x0000_s2049"/>
+    <customShpInfo spid="_x0000_s2050"/>
+    <customShpInfo spid="_x0000_s2052"/>
+    <customShpInfo spid="_x0000_s2051"/>
     <customShpInfo spid="_x0000_s1026" textRotate="1"/>
   </customShpExts>
 </s:customData>
